--- a/papers/04_upload_path_disagreement.docx
+++ b/papers/04_upload_path_disagreement.docx
@@ -1534,7 +1534,7 @@
     </w:p>
     <w:p>
       <w:r>
-        <w:t xml:space="preserve">The deduplicated ingest used in companion papers 1, 2 and 3 keeps a single canonical row per </w:t>
+        <w:t xml:space="preserve">A pre-database deduplicated ingest keeps a single canonical row per </w:t>
       </w:r>
       <w:r>
         <w:rPr>

--- a/papers/04_upload_path_disagreement.docx
+++ b/papers/04_upload_path_disagreement.docx
@@ -231,7 +231,7 @@
     </w:p>
     <w:p>
       <w:r>
-        <w:t xml:space="preserve">We pulled the full Nightscout </w:t>
+        <w:t xml:space="preserve">The two users analysed here come from the Phase 2 sensor-tagged cohort. The source data is per-user Nightscout </w:t>
       </w:r>
       <w:r>
         <w:rPr>
@@ -241,17 +241,17 @@
         <w:t>entries</w:t>
       </w:r>
       <w:r>
-        <w:t xml:space="preserve"> JSON for two users from a live instance (</w:t>
+        <w:t xml:space="preserve"> JSON exported into </w:t>
       </w:r>
       <w:r>
         <w:rPr>
           <w:rFonts w:ascii="Menlo" w:hAnsi="Menlo"/>
           <w:sz w:val="20"/>
         </w:rPr>
-        <w:t>nstest3.crabdance.com</w:t>
+        <w:t>multi_user/data/site_*.json</w:t>
       </w:r>
       <w:r>
-        <w:t>) operating closed-loop AID. We deliberately read the source JSON rather than a deduplicated database table so that both upload paths are visible.</w:t>
+        <w:t xml:space="preserve"> from each user's own live AID-running Nightscout instance. We deliberately read the source JSON rather than a deduplicated database table so that both upload paths are visible.</w:t>
       </w:r>
     </w:p>
     <w:p>
@@ -1763,7 +1763,7 @@
     </w:p>
     <w:p>
       <w:r>
-        <w:t>* The 150 ms pairing tolerance was chosen pragmatically; a larger tolerance would pair more rows but at the cost of pairing readings across grid cells in fast-changing intervals, which would inflate the disagreement statistics by including comparisons of physically different sensor samples.</w:t>
+        <w:t>* The 150-second pairing tolerance was chosen pragmatically; a larger tolerance would pair more rows but at the cost of pairing readings across grid cells in fast-changing intervals, which would inflate the disagreement statistics by including comparisons of physically different sensor samples.</w:t>
       </w:r>
     </w:p>
     <w:p>

--- a/papers/04_upload_path_disagreement.docx
+++ b/papers/04_upload_path_disagreement.docx
@@ -211,6 +211,11 @@
     <w:p>
       <w:r>
         <w:t>This paper documents two specific cases on a live Nightscout instance to quantify the effect.</w:t>
+      </w:r>
+    </w:p>
+    <w:p>
+      <w:r>
+        <w:t>This deduplication work underpins the trustworthiness of the smoother comparisons in Papers 1–3 of this series. The per-sensor analysis in Paper 2 depends on sensor attribution being reliable: if the same physical reading appears under two device strings, it can be miscounted as G6 evidence, G7 evidence, or both, corrupting the per-sensor cohort. The cohort metrics in Paper 1 depend on each user's reading count being correct: a user with dual-upload paths and no dedup contributes roughly twice the statistical weight they should, biasing cohort medians and widening the apparent inter-user spread. Without the dedup protocol described here, neither the per-sensor comparison nor the per-user metric table can be trusted as a basis for the conclusion that the UKF is worth adding to AAPS and Trio.</w:t>
       </w:r>
     </w:p>
     <w:p>
